--- a/data/employees/EMP067/AST-EMP067-03.docx
+++ b/data/employees/EMP067/AST-EMP067-03.docx
@@ -7,10 +7,7 @@
         <w:pStyle w:val="Heading1"/>
       </w:pPr>
       <w:r>
-        <w:rPr>
-          <w:sz w:val="36"/>
-        </w:rPr>
-        <w:t>Design specification - EMP067</w:t>
+        <w:t>Ast Emp067 03 - EMP067</w:t>
       </w:r>
     </w:p>
     <w:p>
@@ -18,130 +15,32 @@
         <w:pStyle w:val="Heading2"/>
       </w:pPr>
       <w:r>
-        <w:t>Document Metadata</w:t>
-      </w:r>
-    </w:p>
-    <w:tbl>
-      <w:tblPr>
-        <w:tblStyle w:val="TableGrid"/>
-        <w:tblW w:type="auto" w:w="0"/>
-        <w:tblLook w:firstColumn="1" w:firstRow="1" w:lastColumn="0" w:lastRow="0" w:noHBand="0" w:noVBand="1" w:val="04A0"/>
-      </w:tblPr>
-      <w:tblGrid>
-        <w:gridCol w:w="4320"/>
-        <w:gridCol w:w="4320"/>
-      </w:tblGrid>
-      <w:tr>
-        <w:tc>
-          <w:tcPr>
-            <w:tcW w:type="dxa" w:w="4320"/>
-          </w:tcPr>
-          <w:p>
-            <w:r>
-              <w:t>Author</w:t>
-            </w:r>
-          </w:p>
-        </w:tc>
-        <w:tc>
-          <w:tcPr>
-            <w:tcW w:type="dxa" w:w="4320"/>
-          </w:tcPr>
-          <w:p>
-            <w:r>
-              <w:t>Riley Patel</w:t>
-            </w:r>
-          </w:p>
-        </w:tc>
-      </w:tr>
-      <w:tr>
-        <w:tc>
-          <w:tcPr>
-            <w:tcW w:type="dxa" w:w="4320"/>
-          </w:tcPr>
-          <w:p>
-            <w:r>
-              <w:t>Role / Department</w:t>
-            </w:r>
-          </w:p>
-        </w:tc>
-        <w:tc>
-          <w:tcPr>
-            <w:tcW w:type="dxa" w:w="4320"/>
-          </w:tcPr>
-          <w:p>
-            <w:r>
-              <w:t>Lead | IT</w:t>
-            </w:r>
-          </w:p>
-        </w:tc>
-      </w:tr>
-      <w:tr>
-        <w:tc>
-          <w:tcPr>
-            <w:tcW w:type="dxa" w:w="4320"/>
-          </w:tcPr>
-          <w:p>
-            <w:r>
-              <w:t>Location</w:t>
-            </w:r>
-          </w:p>
-        </w:tc>
-        <w:tc>
-          <w:tcPr>
-            <w:tcW w:type="dxa" w:w="4320"/>
-          </w:tcPr>
-          <w:p>
-            <w:r>
-              <w:t>Austin</w:t>
-            </w:r>
-          </w:p>
-        </w:tc>
-      </w:tr>
-      <w:tr>
-        <w:tc>
-          <w:tcPr>
-            <w:tcW w:type="dxa" w:w="4320"/>
-          </w:tcPr>
-          <w:p>
-            <w:r>
-              <w:t>Last Modified</w:t>
-            </w:r>
-          </w:p>
-        </w:tc>
-        <w:tc>
-          <w:tcPr>
-            <w:tcW w:type="dxa" w:w="4320"/>
-          </w:tcPr>
-          <w:p>
-            <w:r>
-              <w:t>2025-03-12</w:t>
-            </w:r>
-          </w:p>
-        </w:tc>
-      </w:tr>
-    </w:tbl>
-    <w:p/>
-    <w:p>
-      <w:pPr>
-        <w:pStyle w:val="Heading2"/>
-      </w:pPr>
-      <w:r>
-        <w:t>Specification</w:t>
+        <w:t>Page 1</w:t>
       </w:r>
     </w:p>
     <w:p>
       <w:r>
-        <w:t>Design Specification: Zero-Trust Network Segmentation</w:t>
+        <w:t>Section 1: Knowledge transfer and onboarding. EMP067 contributes to ast emp067 03 through recurring collaboration, clear ownership boundaries, and measurable outcomes. The team captures decisions, open issues, and handoffs so that knowledge remains discoverable for future programs.</w:t>
       </w:r>
     </w:p>
     <w:p>
       <w:r>
-        <w:t>Version: 1.0</w:t>
+        <w:t>Section 2: Department KPI performance. EMP067 contributes to ast emp067 03 through recurring collaboration, clear ownership boundaries, and measurable outcomes. The team captures decisions, open issues, and handoffs so that knowledge remains discoverable for future programs.</w:t>
       </w:r>
     </w:p>
     <w:p>
       <w:r>
-        <w:t>This specification describes the implementation of micro-segmentation across the corporate network. Identity verification enforces MFA for all admin access. East-west traffic inspection is handled by the Azure Firewall Premium tier with IDPS signatures enabled.</w:t>
+        <w:t>Section 3: Customer escalation analysis. EMP067 contributes to ast emp067 03 through recurring collaboration, clear ownership boundaries, and measurable outcomes. The team captures decisions, open issues, and handoffs so that knowledge remains discoverable for future programs.</w:t>
+      </w:r>
+    </w:p>
+    <w:p>
+      <w:r>
+        <w:t>Section 4: Quarterly delivery milestones. EMP067 contributes to ast emp067 03 through recurring collaboration, clear ownership boundaries, and measurable outcomes. The team captures decisions, open issues, and handoffs so that knowledge remains discoverable for future programs.</w:t>
+      </w:r>
+    </w:p>
+    <w:p>
+      <w:r>
+        <w:br w:type="page"/>
       </w:r>
     </w:p>
     <w:p>
@@ -149,12 +48,60 @@
         <w:pStyle w:val="Heading2"/>
       </w:pPr>
       <w:r>
-        <w:t>Author Competencies</w:t>
+        <w:t>Page 2</w:t>
       </w:r>
     </w:p>
     <w:p>
       <w:r>
-        <w:t>TypeScript, MLOps, Python, Kusto</w:t>
+        <w:t>Section 1: Operational risk review. EMP067 contributes to ast emp067 03 through recurring collaboration, clear ownership boundaries, and measurable outcomes. The team captures decisions, open issues, and handoffs so that knowledge remains discoverable for future programs.</w:t>
+      </w:r>
+    </w:p>
+    <w:p>
+      <w:r>
+        <w:t>Section 2: Fabric semantic model planning. EMP067 contributes to ast emp067 03 through recurring collaboration, clear ownership boundaries, and measurable outcomes. The team captures decisions, open issues, and handoffs so that knowledge remains discoverable for future programs.</w:t>
+      </w:r>
+    </w:p>
+    <w:p>
+      <w:r>
+        <w:t>Section 3: Data quality remediation. EMP067 contributes to ast emp067 03 through recurring collaboration, clear ownership boundaries, and measurable outcomes. The team captures decisions, open issues, and handoffs so that knowledge remains discoverable for future programs.</w:t>
+      </w:r>
+    </w:p>
+    <w:p>
+      <w:r>
+        <w:t>Section 4: Data quality remediation. EMP067 contributes to ast emp067 03 through recurring collaboration, clear ownership boundaries, and measurable outcomes. The team captures decisions, open issues, and handoffs so that knowledge remains discoverable for future programs.</w:t>
+      </w:r>
+    </w:p>
+    <w:p>
+      <w:r>
+        <w:br w:type="page"/>
+      </w:r>
+    </w:p>
+    <w:p>
+      <w:pPr>
+        <w:pStyle w:val="Heading2"/>
+      </w:pPr>
+      <w:r>
+        <w:t>Page 3</w:t>
+      </w:r>
+    </w:p>
+    <w:p>
+      <w:r>
+        <w:t>Section 1: Operational risk review. EMP067 contributes to ast emp067 03 through recurring collaboration, clear ownership boundaries, and measurable outcomes. The team captures decisions, open issues, and handoffs so that knowledge remains discoverable for future programs.</w:t>
+      </w:r>
+    </w:p>
+    <w:p>
+      <w:r>
+        <w:t>Section 2: Knowledge transfer and onboarding. EMP067 contributes to ast emp067 03 through recurring collaboration, clear ownership boundaries, and measurable outcomes. The team captures decisions, open issues, and handoffs so that knowledge remains discoverable for future programs.</w:t>
+      </w:r>
+    </w:p>
+    <w:p>
+      <w:r>
+        <w:t>Section 3: Operational risk review. EMP067 contributes to ast emp067 03 through recurring collaboration, clear ownership boundaries, and measurable outcomes. The team captures decisions, open issues, and handoffs so that knowledge remains discoverable for future programs.</w:t>
+      </w:r>
+    </w:p>
+    <w:p>
+      <w:r>
+        <w:t>Section 4: Quarterly delivery milestones. EMP067 contributes to ast emp067 03 through recurring collaboration, clear ownership boundaries, and measurable outcomes. The team captures decisions, open issues, and handoffs so that knowledge remains discoverable for future programs.</w:t>
       </w:r>
     </w:p>
     <w:sectPr>
